--- a/Chetan/ChetanThesis.docx
+++ b/Chetan/ChetanThesis.docx
@@ -8778,7 +8778,6 @@
         <w:spacing w:line="480" w:lineRule="auto"/>
         <w:jc w:val="center"/>
       </w:pPr>
-      <w:bookmarkStart w:id="0" w:name="_GoBack"/>
       <w:r>
         <w:rPr>
           <w:noProof/>
@@ -8819,7 +8818,6 @@
           </wp:inline>
         </w:drawing>
       </w:r>
-      <w:bookmarkEnd w:id="0"/>
     </w:p>
     <w:p>
       <w:pPr>
@@ -8839,8 +8837,8 @@
           <w:lang w:val="en-IN" w:eastAsia="en-IN"/>
         </w:rPr>
       </w:pPr>
-      <w:bookmarkStart w:id="1" w:name="40"/>
-      <w:bookmarkEnd w:id="1"/>
+      <w:bookmarkStart w:id="0" w:name="40"/>
+      <w:bookmarkEnd w:id="0"/>
       <w:r>
         <w:rPr>
           <w:rFonts w:ascii="Times New Roman" w:eastAsia="Times New Roman" w:hAnsi="Times New Roman" w:cs="Times New Roman"/>
@@ -9489,6 +9487,8 @@
         </w:rPr>
         <w:br w:type="page"/>
       </w:r>
+      <w:bookmarkStart w:id="1" w:name="_GoBack"/>
+      <w:bookmarkEnd w:id="1"/>
       <w:r>
         <w:rPr>
           <w:rFonts w:ascii="Times New Roman" w:eastAsia="Times New Roman" w:hAnsi="Times New Roman" w:cs="Times New Roman"/>
@@ -9620,7 +9620,7 @@
         </w:rPr>
         <w:drawing>
           <wp:inline distT="0" distB="0" distL="0" distR="0" wp14:anchorId="0E195640" wp14:editId="13674DE2">
-            <wp:extent cx="6331318" cy="6183086"/>
+            <wp:extent cx="6330950" cy="7240044"/>
             <wp:effectExtent l="0" t="0" r="0" b="0"/>
             <wp:docPr id="2" name="Picture 2"/>
             <wp:cNvGraphicFramePr>
@@ -9641,7 +9641,7 @@
                   <pic:spPr bwMode="auto">
                     <a:xfrm>
                       <a:off x="0" y="0"/>
-                      <a:ext cx="6345991" cy="6197415"/>
+                      <a:ext cx="6351094" cy="7263080"/>
                     </a:xfrm>
                     <a:prstGeom prst="rect">
                       <a:avLst/>
@@ -37915,7 +37915,7 @@
           <w:rPr>
             <w:noProof/>
           </w:rPr>
-          <w:t>38</w:t>
+          <w:t>35</w:t>
         </w:r>
         <w:r>
           <w:rPr>
@@ -37957,17 +37957,17 @@
 <w:numbering xmlns:wpc="http://schemas.microsoft.com/office/word/2010/wordprocessingCanvas" xmlns:cx="http://schemas.microsoft.com/office/drawing/2014/chartex" xmlns:cx1="http://schemas.microsoft.com/office/drawing/2015/9/8/chartex" xmlns:mc="http://schemas.openxmlformats.org/markup-compatibility/2006" xmlns:o="urn:schemas-microsoft-com:office:office" xmlns:r="http://schemas.openxmlformats.org/officeDocument/2006/relationships" xmlns:m="http://schemas.openxmlformats.org/officeDocument/2006/math" xmlns:v="urn:schemas-microsoft-com:vml" xmlns:wp14="http://schemas.microsoft.com/office/word/2010/wordprocessingDrawing" xmlns:wp="http://schemas.openxmlformats.org/drawingml/2006/wordprocessingDrawing" xmlns:w10="urn:schemas-microsoft-com:office:word" xmlns:w="http://schemas.openxmlformats.org/wordprocessingml/2006/main" xmlns:w14="http://schemas.microsoft.com/office/word/2010/wordml" xmlns:w15="http://schemas.microsoft.com/office/word/2012/wordml" xmlns:w16se="http://schemas.microsoft.com/office/word/2015/wordml/symex" xmlns:wpg="http://schemas.microsoft.com/office/word/2010/wordprocessingGroup" xmlns:wpi="http://schemas.microsoft.com/office/word/2010/wordprocessingInk" xmlns:wne="http://schemas.microsoft.com/office/word/2006/wordml" xmlns:wps="http://schemas.microsoft.com/office/word/2010/wordprocessingShape" mc:Ignorable="w14 w15 w16se wp14">
   <w:numPicBullet w:numPicBulletId="0">
     <w:pict>
-      <v:rect id="_x0000_i1092" style="width:0;height:1.5pt" o:hralign="center" o:bullet="t" o:hrstd="t" o:hr="t" fillcolor="#a0a0a0" stroked="f"/>
+      <v:rect id="_x0000_i1029" style="width:0;height:1.5pt" o:hralign="center" o:bullet="t" o:hrstd="t" o:hr="t" fillcolor="#a0a0a0" stroked="f"/>
     </w:pict>
   </w:numPicBullet>
   <w:numPicBullet w:numPicBulletId="1">
     <w:pict>
-      <v:rect id="_x0000_i1093" style="width:0;height:1.5pt" o:hralign="center" o:bullet="t" o:hrstd="t" o:hr="t" fillcolor="#a0a0a0" stroked="f"/>
+      <v:rect id="_x0000_i1030" style="width:0;height:1.5pt" o:hralign="center" o:bullet="t" o:hrstd="t" o:hr="t" fillcolor="#a0a0a0" stroked="f"/>
     </w:pict>
   </w:numPicBullet>
   <w:numPicBullet w:numPicBulletId="2">
     <w:pict>
-      <v:rect id="_x0000_i1094" style="width:0;height:1.5pt" o:hralign="center" o:bullet="t" o:hrstd="t" o:hr="t" fillcolor="#a0a0a0" stroked="f"/>
+      <v:rect id="_x0000_i1031" style="width:0;height:1.5pt" o:hralign="center" o:bullet="t" o:hrstd="t" o:hr="t" fillcolor="#a0a0a0" stroked="f"/>
     </w:pict>
   </w:numPicBullet>
   <w:abstractNum w:abstractNumId="0" w15:restartNumberingAfterBreak="0">
@@ -45695,7 +45695,7 @@
 </file>
 
 <file path=customXml/itemProps1.xml><?xml version="1.0" encoding="utf-8"?>
-<ds:datastoreItem xmlns:ds="http://schemas.openxmlformats.org/officeDocument/2006/customXml" ds:itemID="{47746359-D2DA-486D-BD1C-36B6611E4638}">
+<ds:datastoreItem xmlns:ds="http://schemas.openxmlformats.org/officeDocument/2006/customXml" ds:itemID="{4A67273B-F86B-4B40-B518-C51210A2270C}">
   <ds:schemaRefs>
     <ds:schemaRef ds:uri="http://schemas.openxmlformats.org/officeDocument/2006/bibliography"/>
   </ds:schemaRefs>
